--- a/t33_s1.docx
+++ b/t33_s1.docx
@@ -3,2348 +3,998 @@
 <w:document xmlns:wpc="http://schemas.microsoft.com/office/word/2010/wordprocessingCanvas" xmlns:mo="http://schemas.microsoft.com/office/mac/office/2008/main" xmlns:mc="http://schemas.openxmlformats.org/markup-compatibility/2006" xmlns:mv="urn:schemas-microsoft-com:mac:vml" xmlns:o="urn:schemas-microsoft-com:office:office" xmlns:r="http://schemas.openxmlformats.org/officeDocument/2006/relationships" xmlns:m="http://schemas.openxmlformats.org/officeDocument/2006/math" xmlns:v="urn:schemas-microsoft-com:vml" xmlns:wp14="http://schemas.microsoft.com/office/word/2010/wordprocessingDrawing" xmlns:wp="http://schemas.openxmlformats.org/drawingml/2006/wordprocessingDrawing" xmlns:w10="urn:schemas-microsoft-com:office:word" xmlns:w="http://schemas.openxmlformats.org/wordprocessingml/2006/main" xmlns:w14="http://schemas.microsoft.com/office/word/2010/wordml" xmlns:wpg="http://schemas.microsoft.com/office/word/2010/wordprocessingGroup" xmlns:wpi="http://schemas.microsoft.com/office/word/2010/wordprocessingInk" xmlns:wne="http://schemas.microsoft.com/office/word/2006/wordml" xmlns:wps="http://schemas.microsoft.com/office/word/2010/wordprocessingShape" mc:Ignorable="w14 wp14">
   <w:body>
     <w:p>
-      <w:pPr>
-        <w:spacing w:after="40" w:before="120"/>
-      </w:pPr>
       <w:r>
-        <w:rPr>
-          <w:b w:val="0"/>
-          <w:i w:val="0"/>
-          <w:sz w:val="22"/>
-        </w:rPr>
-        <w:t>Question: Which laboratory test is the most specific and sensitive marker of myocardial necrosis in a client with suspected acute myocardial infarction?</w:t>
+        <w:t xml:space="preserve">Question: A client with a diagnosis of acute renal failure is in the oliguric phase. Which nursing intervention is most important?</w:t>
       </w:r>
     </w:p>
     <w:p>
-      <w:pPr>
-        <w:spacing w:after="0" w:before="0"/>
-      </w:pPr>
       <w:r>
-        <w:rPr>
-          <w:b w:val="0"/>
-          <w:i w:val="0"/>
-          <w:sz w:val="22"/>
-        </w:rPr>
-        <w:t>(a) Creatine kinase-MB</w:t>
+        <w:t xml:space="preserve">(a) Restrict fluids as ordered and monitor intake and output</w:t>
       </w:r>
     </w:p>
     <w:p>
-      <w:pPr>
-        <w:spacing w:after="0" w:before="0"/>
-      </w:pPr>
       <w:r>
-        <w:rPr>
-          <w:b w:val="0"/>
-          <w:i w:val="0"/>
-          <w:sz w:val="22"/>
-        </w:rPr>
-        <w:t>(b) Troponin I</w:t>
+        <w:t xml:space="preserve">(b) Encourage liberal fluid intake</w:t>
       </w:r>
     </w:p>
     <w:p>
-      <w:pPr>
-        <w:spacing w:after="0" w:before="0"/>
-      </w:pPr>
       <w:r>
-        <w:rPr>
-          <w:b w:val="0"/>
-          <w:i w:val="0"/>
-          <w:sz w:val="22"/>
-        </w:rPr>
-        <w:t>(c) Lactate dehydrogenase</w:t>
+        <w:t xml:space="preserve">(c) Administer potassium supplements</w:t>
       </w:r>
     </w:p>
     <w:p>
-      <w:pPr>
-        <w:spacing w:after="0" w:before="0"/>
-      </w:pPr>
       <w:r>
-        <w:rPr>
-          <w:b w:val="0"/>
-          <w:i w:val="0"/>
-          <w:sz w:val="22"/>
-        </w:rPr>
-        <w:t>(d) Aspartate aminotransferase</w:t>
+        <w:t xml:space="preserve">(d) Provide a high-protein diet</w:t>
       </w:r>
     </w:p>
     <w:p>
-      <w:pPr>
-        <w:spacing w:after="0" w:before="40"/>
-      </w:pPr>
       <w:r>
-        <w:rPr>
-          <w:b/>
-          <w:i w:val="0"/>
-          <w:sz w:val="22"/>
-        </w:rPr>
-        <w:t>Answer: b</w:t>
+        <w:t xml:space="preserve">Answer: a</w:t>
       </w:r>
     </w:p>
     <w:p>
-      <w:pPr>
-        <w:spacing w:after="0" w:before="0"/>
-      </w:pPr>
       <w:r>
-        <w:rPr>
-          <w:b w:val="0"/>
-          <w:i w:val="0"/>
-          <w:sz w:val="21"/>
-        </w:rPr>
-        <w:t>Solution: Troponin I is the most specific and sensitive marker of myocardial necrosis; it rises within 3-4 hours and stays elevated for up to 7-10 days. CK-MB is useful but less specific; LDH and AST are nonspecific and outdated.</w:t>
+        <w:t xml:space="preserve">Solution: In the oliguric phase, fluids are restricted to match output plus insensible losses, and I&amp;O is measured precisely to prevent fluid overload. Potassium and protein are restricted.</w:t>
       </w:r>
     </w:p>
     <w:p>
-      <w:pPr>
-        <w:spacing w:after="0" w:before="0"/>
-      </w:pPr>
       <w:r>
-        <w:rPr>
-          <w:b w:val="0"/>
-          <w:i w:val="0"/>
-          <w:sz w:val="20"/>
-        </w:rPr>
-        <w:t>Positive Marks: 1</w:t>
+        <w:t xml:space="preserve">Positive Marks: 1</w:t>
       </w:r>
     </w:p>
     <w:p>
-      <w:pPr>
-        <w:spacing w:after="160" w:before="0"/>
-      </w:pPr>
       <w:r>
-        <w:rPr>
-          <w:b w:val="0"/>
-          <w:i w:val="0"/>
-          <w:sz w:val="20"/>
-        </w:rPr>
-        <w:t>Negative Marks: 0.25</w:t>
+        <w:t xml:space="preserve">Negative Marks: 0.25</w:t>
       </w:r>
     </w:p>
     <w:p>
-      <w:pPr>
-        <w:spacing w:after="40" w:before="120"/>
-      </w:pPr>
       <w:r>
-        <w:rPr>
-          <w:b w:val="0"/>
-          <w:i w:val="0"/>
-          <w:sz w:val="22"/>
-        </w:rPr>
-        <w:t>Question: Which is the earliest manifestation of left-sided heart failure that the nurse should assess for?</w:t>
+        <w:t xml:space="preserve"/>
       </w:r>
     </w:p>
     <w:p>
-      <w:pPr>
-        <w:spacing w:after="0" w:before="0"/>
-      </w:pPr>
       <w:r>
-        <w:rPr>
-          <w:b w:val="0"/>
-          <w:i w:val="0"/>
-          <w:sz w:val="22"/>
-        </w:rPr>
-        <w:t>(a) Dyspnea on exertion and crackles in the lung bases</w:t>
+        <w:t xml:space="preserve">Question: A nurse is preparing to administer a subcutaneous injection to a thin client. The correct technique is to:</w:t>
       </w:r>
     </w:p>
     <w:p>
-      <w:pPr>
-        <w:spacing w:after="0" w:before="0"/>
-      </w:pPr>
       <w:r>
-        <w:rPr>
-          <w:b w:val="0"/>
-          <w:i w:val="0"/>
-          <w:sz w:val="22"/>
-        </w:rPr>
-        <w:t>(b) Peripheral pitting edema</w:t>
+        <w:t xml:space="preserve">(a) Pinch a fold of skin and inject at a 45-degree angle</w:t>
       </w:r>
     </w:p>
     <w:p>
-      <w:pPr>
-        <w:spacing w:after="0" w:before="0"/>
-      </w:pPr>
       <w:r>
-        <w:rPr>
-          <w:b w:val="0"/>
-          <w:i w:val="0"/>
-          <w:sz w:val="22"/>
-        </w:rPr>
-        <w:t>(c) Jugular vein distention</w:t>
+        <w:t xml:space="preserve">(b) Inject at a 90-degree angle without pinching</w:t>
       </w:r>
     </w:p>
     <w:p>
-      <w:pPr>
-        <w:spacing w:after="0" w:before="0"/>
-      </w:pPr>
       <w:r>
-        <w:rPr>
-          <w:b w:val="0"/>
-          <w:i w:val="0"/>
-          <w:sz w:val="22"/>
-        </w:rPr>
-        <w:t>(d) Hepatomegaly</w:t>
+        <w:t xml:space="preserve">(c) Inject into the deltoid muscle</w:t>
       </w:r>
     </w:p>
     <w:p>
-      <w:pPr>
-        <w:spacing w:after="0" w:before="40"/>
-      </w:pPr>
       <w:r>
-        <w:rPr>
-          <w:b/>
-          <w:i w:val="0"/>
-          <w:sz w:val="22"/>
-        </w:rPr>
-        <w:t>Answer: a</w:t>
+        <w:t xml:space="preserve">(d) Use a 22-gauge needle</w:t>
       </w:r>
     </w:p>
     <w:p>
-      <w:pPr>
-        <w:spacing w:after="0" w:before="0"/>
-      </w:pPr>
       <w:r>
-        <w:rPr>
-          <w:b w:val="0"/>
-          <w:i w:val="0"/>
-          <w:sz w:val="21"/>
-        </w:rPr>
-        <w:t>Solution: Left-sided heart failure causes pulmonary congestion, so dyspnea on exertion, orthopnea, and bibasilar crackles appear first. Peripheral edema, JVD, and hepatomegaly are features of right-sided heart failure.</w:t>
+        <w:t xml:space="preserve">Answer: a</w:t>
       </w:r>
     </w:p>
     <w:p>
-      <w:pPr>
-        <w:spacing w:after="0" w:before="0"/>
-      </w:pPr>
       <w:r>
-        <w:rPr>
-          <w:b w:val="0"/>
-          <w:i w:val="0"/>
-          <w:sz w:val="20"/>
-        </w:rPr>
-        <w:t>Positive Marks: 1</w:t>
+        <w:t xml:space="preserve">Solution: For a thin client, the subcutaneous tissue is pinched up and the needle inserted at a 45-degree angle. A 90-degree angle is used when enough subcutaneous tissue can be grasped, and small-gauge (25–27) needles are used.</w:t>
       </w:r>
     </w:p>
     <w:p>
-      <w:pPr>
-        <w:spacing w:after="160" w:before="0"/>
-      </w:pPr>
       <w:r>
-        <w:rPr>
-          <w:b w:val="0"/>
-          <w:i w:val="0"/>
-          <w:sz w:val="20"/>
-        </w:rPr>
-        <w:t>Negative Marks: 0.25</w:t>
+        <w:t xml:space="preserve">Positive Marks: 1</w:t>
       </w:r>
     </w:p>
     <w:p>
-      <w:pPr>
-        <w:spacing w:after="40" w:before="120"/>
-      </w:pPr>
       <w:r>
-        <w:rPr>
-          <w:b w:val="0"/>
-          <w:i w:val="0"/>
-          <w:sz w:val="22"/>
-        </w:rPr>
-        <w:t>Question: A client with hypothyroidism is prescribed levothyroxine. Which instruction is correct?</w:t>
+        <w:t xml:space="preserve">Negative Marks: 0.25</w:t>
       </w:r>
     </w:p>
     <w:p>
-      <w:pPr>
-        <w:spacing w:after="0" w:before="0"/>
-      </w:pPr>
       <w:r>
-        <w:rPr>
-          <w:b w:val="0"/>
-          <w:i w:val="0"/>
-          <w:sz w:val="22"/>
-        </w:rPr>
-        <w:t>(a) Take the drug at bedtime with a large meal</w:t>
+        <w:t xml:space="preserve"/>
       </w:r>
     </w:p>
     <w:p>
-      <w:pPr>
-        <w:spacing w:after="0" w:before="0"/>
-      </w:pPr>
       <w:r>
-        <w:rPr>
-          <w:b w:val="0"/>
-          <w:i w:val="0"/>
-          <w:sz w:val="22"/>
-        </w:rPr>
-        <w:t>(b) Take it in the morning on an empty stomach, 30-60 minutes before breakfast</w:t>
+        <w:t xml:space="preserve">Question: A client with a diagnosis of heart failure has pitting edema in the lower extremities. The nurse should:</w:t>
       </w:r>
     </w:p>
     <w:p>
-      <w:pPr>
-        <w:spacing w:after="0" w:before="0"/>
-      </w:pPr>
       <w:r>
-        <w:rPr>
-          <w:b w:val="0"/>
-          <w:i w:val="0"/>
-          <w:sz w:val="22"/>
-        </w:rPr>
-        <w:t>(c) Take it with milk to improve absorption</w:t>
+        <w:t xml:space="preserve">(a) Elevate the legs and monitor daily weight</w:t>
       </w:r>
     </w:p>
     <w:p>
-      <w:pPr>
-        <w:spacing w:after="0" w:before="0"/>
-      </w:pPr>
       <w:r>
-        <w:rPr>
-          <w:b w:val="0"/>
-          <w:i w:val="0"/>
-          <w:sz w:val="22"/>
-        </w:rPr>
-        <w:t>(d) Stop the drug once symptoms improve</w:t>
+        <w:t xml:space="preserve">(b) Keep the legs dependent to promote drainage</w:t>
       </w:r>
     </w:p>
     <w:p>
-      <w:pPr>
-        <w:spacing w:after="0" w:before="40"/>
-      </w:pPr>
       <w:r>
-        <w:rPr>
-          <w:b/>
-          <w:i w:val="0"/>
-          <w:sz w:val="22"/>
-        </w:rPr>
-        <w:t>Answer: b</w:t>
+        <w:t xml:space="preserve">(c) Restrict all movement</w:t>
       </w:r>
     </w:p>
     <w:p>
-      <w:pPr>
-        <w:spacing w:after="0" w:before="0"/>
-      </w:pPr>
       <w:r>
-        <w:rPr>
-          <w:b w:val="0"/>
-          <w:i w:val="0"/>
-          <w:sz w:val="21"/>
-        </w:rPr>
-        <w:t>Solution: Levothyroxine is best absorbed on an empty stomach, taken at the same time each morning, 30-60 minutes before breakfast. It is lifelong therapy; stopping it causes recurrence of hypothyroidism.</w:t>
+        <w:t xml:space="preserve">(d) Apply tight bandages to the legs</w:t>
       </w:r>
     </w:p>
     <w:p>
-      <w:pPr>
-        <w:spacing w:after="0" w:before="0"/>
-      </w:pPr>
       <w:r>
-        <w:rPr>
-          <w:b w:val="0"/>
-          <w:i w:val="0"/>
-          <w:sz w:val="20"/>
-        </w:rPr>
-        <w:t>Positive Marks: 1</w:t>
+        <w:t xml:space="preserve">Answer: a</w:t>
       </w:r>
     </w:p>
     <w:p>
-      <w:pPr>
-        <w:spacing w:after="160" w:before="0"/>
-      </w:pPr>
       <w:r>
-        <w:rPr>
-          <w:b w:val="0"/>
-          <w:i w:val="0"/>
-          <w:sz w:val="20"/>
-        </w:rPr>
-        <w:t>Negative Marks: 0.25</w:t>
+        <w:t xml:space="preserve">Solution: Elevating edematous legs promotes venous return, and daily weights monitor fluid status. The client's sodium and fluid intake are managed with the diuretic plan.</w:t>
       </w:r>
     </w:p>
     <w:p>
-      <w:pPr>
-        <w:spacing w:after="40" w:before="120"/>
-      </w:pPr>
       <w:r>
-        <w:rPr>
-          <w:b w:val="0"/>
-          <w:i w:val="0"/>
-          <w:sz w:val="22"/>
-        </w:rPr>
-        <w:t>Question: A client with syndrome of inappropriate antidiuretic hormone (SIADH) is hyponatremic and fluid overloaded. Which nursing intervention is most appropriate?</w:t>
+        <w:t xml:space="preserve">Positive Marks: 1</w:t>
       </w:r>
     </w:p>
     <w:p>
-      <w:pPr>
-        <w:spacing w:after="0" w:before="0"/>
-      </w:pPr>
       <w:r>
-        <w:rPr>
-          <w:b w:val="0"/>
-          <w:i w:val="0"/>
-          <w:sz w:val="22"/>
-        </w:rPr>
-        <w:t>(a) Restrict fluid intake and monitor neurologic status and serum sodium</w:t>
+        <w:t xml:space="preserve">Negative Marks: 0.25</w:t>
       </w:r>
     </w:p>
     <w:p>
-      <w:pPr>
-        <w:spacing w:after="0" w:before="0"/>
-      </w:pPr>
       <w:r>
-        <w:rPr>
-          <w:b w:val="0"/>
-          <w:i w:val="0"/>
-          <w:sz w:val="22"/>
-        </w:rPr>
-        <w:t>(b) Encourage free water intake to dilute the blood</w:t>
+        <w:t xml:space="preserve"/>
       </w:r>
     </w:p>
     <w:p>
-      <w:pPr>
-        <w:spacing w:after="0" w:before="0"/>
-      </w:pPr>
       <w:r>
-        <w:rPr>
-          <w:b w:val="0"/>
-          <w:i w:val="0"/>
-          <w:sz w:val="22"/>
-        </w:rPr>
-        <w:t>(c) Administer hypotonic intravenous fluids</w:t>
+        <w:t xml:space="preserve">Question: A client is prescribed an antibiotic that can cause photosensitivity. The nurse should teach the client to:</w:t>
       </w:r>
     </w:p>
     <w:p>
-      <w:pPr>
-        <w:spacing w:after="0" w:before="0"/>
-      </w:pPr>
       <w:r>
-        <w:rPr>
-          <w:b w:val="0"/>
-          <w:i w:val="0"/>
-          <w:sz w:val="22"/>
-        </w:rPr>
-        <w:t>(d) Position the client flat with legs elevated</w:t>
+        <w:t xml:space="preserve">(a) Use sunscreen and avoid prolonged sun exposure</w:t>
       </w:r>
     </w:p>
     <w:p>
-      <w:pPr>
-        <w:spacing w:after="0" w:before="40"/>
-      </w:pPr>
       <w:r>
-        <w:rPr>
-          <w:b/>
-          <w:i w:val="0"/>
-          <w:sz w:val="22"/>
-        </w:rPr>
-        <w:t>Answer: a</w:t>
+        <w:t xml:space="preserve">(b) Spend extra time in the sun to build tolerance</w:t>
       </w:r>
     </w:p>
     <w:p>
-      <w:pPr>
-        <w:spacing w:after="0" w:before="0"/>
-      </w:pPr>
       <w:r>
-        <w:rPr>
-          <w:b w:val="0"/>
-          <w:i w:val="0"/>
-          <w:sz w:val="21"/>
-        </w:rPr>
-        <w:t>Solution: SIADH causes water retention and dilutional hyponatremia; treatment includes fluid restriction, hypertonic saline if severe, and close neurologic monitoring (hyponatremia can cause seizures and coma). Free water and hypotonic fluids worsen the imbalance.</w:t>
+        <w:t xml:space="preserve">(c) Use a tanning bed</w:t>
       </w:r>
     </w:p>
     <w:p>
-      <w:pPr>
-        <w:spacing w:after="0" w:before="0"/>
-      </w:pPr>
       <w:r>
-        <w:rPr>
-          <w:b w:val="0"/>
-          <w:i w:val="0"/>
-          <w:sz w:val="20"/>
-        </w:rPr>
-        <w:t>Positive Marks: 1</w:t>
+        <w:t xml:space="preserve">(d) Ignore the risk</w:t>
       </w:r>
     </w:p>
     <w:p>
-      <w:pPr>
-        <w:spacing w:after="160" w:before="0"/>
-      </w:pPr>
       <w:r>
-        <w:rPr>
-          <w:b w:val="0"/>
-          <w:i w:val="0"/>
-          <w:sz w:val="20"/>
-        </w:rPr>
-        <w:t>Negative Marks: 0.25</w:t>
+        <w:t xml:space="preserve">Answer: a</w:t>
       </w:r>
     </w:p>
     <w:p>
-      <w:pPr>
-        <w:spacing w:after="40" w:before="120"/>
-      </w:pPr>
       <w:r>
-        <w:rPr>
-          <w:b w:val="0"/>
-          <w:i w:val="0"/>
-          <w:sz w:val="22"/>
-        </w:rPr>
-        <w:t>Question: A client with diabetes insipidus passes large volumes of dilute urine and complains of constant thirst. Which medication is most likely prescribed to control these symptoms?</w:t>
+        <w:t xml:space="preserve">Solution: Photosensitizing drugs (e.g., tetracyclines, fluoroquinolones) cause severe sunburn; clients use sunscreen, protective clothing, and avoid direct sun.</w:t>
       </w:r>
     </w:p>
     <w:p>
-      <w:pPr>
-        <w:spacing w:after="0" w:before="0"/>
-      </w:pPr>
       <w:r>
-        <w:rPr>
-          <w:b w:val="0"/>
-          <w:i w:val="0"/>
-          <w:sz w:val="22"/>
-        </w:rPr>
-        <w:t>(a) Desmopressin</w:t>
+        <w:t xml:space="preserve">Positive Marks: 1</w:t>
       </w:r>
     </w:p>
     <w:p>
-      <w:pPr>
-        <w:spacing w:after="0" w:before="0"/>
-      </w:pPr>
       <w:r>
-        <w:rPr>
-          <w:b w:val="0"/>
-          <w:i w:val="0"/>
-          <w:sz w:val="22"/>
-        </w:rPr>
-        <w:t>(b) Furosemide</w:t>
+        <w:t xml:space="preserve">Negative Marks: 0.25</w:t>
       </w:r>
     </w:p>
     <w:p>
-      <w:pPr>
-        <w:spacing w:after="0" w:before="0"/>
-      </w:pPr>
       <w:r>
-        <w:rPr>
-          <w:b w:val="0"/>
-          <w:i w:val="0"/>
-          <w:sz w:val="22"/>
-        </w:rPr>
-        <w:t>(c) Metformin</w:t>
+        <w:t xml:space="preserve"/>
       </w:r>
     </w:p>
     <w:p>
-      <w:pPr>
-        <w:spacing w:after="0" w:before="0"/>
-      </w:pPr>
       <w:r>
-        <w:rPr>
-          <w:b w:val="0"/>
-          <w:i w:val="0"/>
-          <w:sz w:val="22"/>
-        </w:rPr>
-        <w:t>(d) Prednisone</w:t>
+        <w:t xml:space="preserve">Question: A client with a diagnosis of chronic obstructive pulmonary disease is being discharged on home oxygen. The nurse should teach the client to:</w:t>
       </w:r>
     </w:p>
     <w:p>
-      <w:pPr>
-        <w:spacing w:after="0" w:before="40"/>
-      </w:pPr>
       <w:r>
-        <w:rPr>
-          <w:b/>
-          <w:i w:val="0"/>
-          <w:sz w:val="22"/>
-        </w:rPr>
-        <w:t>Answer: a</w:t>
+        <w:t xml:space="preserve">(a) Post "No smoking" signs and keep oxygen away from flames</w:t>
       </w:r>
     </w:p>
     <w:p>
-      <w:pPr>
-        <w:spacing w:after="0" w:before="0"/>
-      </w:pPr>
       <w:r>
-        <w:rPr>
-          <w:b w:val="0"/>
-          <w:i w:val="0"/>
-          <w:sz w:val="21"/>
-        </w:rPr>
-        <w:t>Solution: Diabetes insipidus results from deficient ADH; desmopressin (synthetic ADH) replaces the hormone and reduces urine output. Furosemide would worsen the problem; metformin treats diabetes mellitus, not DI.</w:t>
+        <w:t xml:space="preserve">(b) Store oxygen near a heater</w:t>
       </w:r>
     </w:p>
     <w:p>
-      <w:pPr>
-        <w:spacing w:after="0" w:before="0"/>
-      </w:pPr>
       <w:r>
-        <w:rPr>
-          <w:b w:val="0"/>
-          <w:i w:val="0"/>
-          <w:sz w:val="20"/>
-        </w:rPr>
-        <w:t>Positive Marks: 1</w:t>
+        <w:t xml:space="preserve">(c) Use oil-based products near oxygen</w:t>
       </w:r>
     </w:p>
     <w:p>
-      <w:pPr>
-        <w:spacing w:after="160" w:before="0"/>
-      </w:pPr>
       <w:r>
-        <w:rPr>
-          <w:b w:val="0"/>
-          <w:i w:val="0"/>
-          <w:sz w:val="20"/>
-        </w:rPr>
-        <w:t>Negative Marks: 0.25</w:t>
+        <w:t xml:space="preserve">(d) Smoke while wearing the oxygen</w:t>
       </w:r>
     </w:p>
     <w:p>
-      <w:pPr>
-        <w:spacing w:after="40" w:before="120"/>
-      </w:pPr>
       <w:r>
-        <w:rPr>
-          <w:b w:val="0"/>
-          <w:i w:val="0"/>
-          <w:sz w:val="22"/>
-        </w:rPr>
-        <w:t>Question: A client with hyperglycemic hyperosmolar state (HHS) has a blood glucose of 700 mg/dL. Which finding best differentiates HHS from diabetic ketoacidosis?</w:t>
+        <w:t xml:space="preserve">Answer: a</w:t>
       </w:r>
     </w:p>
     <w:p>
-      <w:pPr>
-        <w:spacing w:after="0" w:before="0"/>
-      </w:pPr>
       <w:r>
-        <w:rPr>
-          <w:b w:val="0"/>
-          <w:i w:val="0"/>
-          <w:sz w:val="22"/>
-        </w:rPr>
-        <w:t>(a) Absence of significant ketones with severe dehydration</w:t>
+        <w:t xml:space="preserve">Solution: Oxygen supports combustion — no smoking, open flames, or oil-based products are allowed near it. The equipment is kept away from heat sources.</w:t>
       </w:r>
     </w:p>
     <w:p>
-      <w:pPr>
-        <w:spacing w:after="0" w:before="0"/>
-      </w:pPr>
       <w:r>
-        <w:rPr>
-          <w:b w:val="0"/>
-          <w:i w:val="0"/>
-          <w:sz w:val="22"/>
-        </w:rPr>
-        <w:t>(b) Fruity breath odor and Kussmaul respirations</w:t>
+        <w:t xml:space="preserve">Positive Marks: 1</w:t>
       </w:r>
     </w:p>
     <w:p>
-      <w:pPr>
-        <w:spacing w:after="0" w:before="0"/>
-      </w:pPr>
       <w:r>
-        <w:rPr>
-          <w:b w:val="0"/>
-          <w:i w:val="0"/>
-          <w:sz w:val="22"/>
-        </w:rPr>
-        <w:t>(c) Rapid onset over a few hours</w:t>
+        <w:t xml:space="preserve">Negative Marks: 0.25</w:t>
       </w:r>
     </w:p>
     <w:p>
-      <w:pPr>
-        <w:spacing w:after="0" w:before="0"/>
-      </w:pPr>
       <w:r>
-        <w:rPr>
-          <w:b w:val="0"/>
-          <w:i w:val="0"/>
-          <w:sz w:val="22"/>
-        </w:rPr>
-        <w:t>(d) Arterial pH below 7.2</w:t>
+        <w:t xml:space="preserve"/>
       </w:r>
     </w:p>
     <w:p>
-      <w:pPr>
-        <w:spacing w:after="0" w:before="40"/>
-      </w:pPr>
       <w:r>
-        <w:rPr>
-          <w:b/>
-          <w:i w:val="0"/>
-          <w:sz w:val="22"/>
-        </w:rPr>
-        <w:t>Answer: a</w:t>
+        <w:t xml:space="preserve">Question: A nurse is assessing a client who has just had a central venous catheter inserted. Which finding indicates a complication?</w:t>
       </w:r>
     </w:p>
     <w:p>
-      <w:pPr>
-        <w:spacing w:after="0" w:before="0"/>
-      </w:pPr>
       <w:r>
-        <w:rPr>
-          <w:b w:val="0"/>
-          <w:i w:val="0"/>
-          <w:sz w:val="21"/>
-        </w:rPr>
-        <w:t>Solution: HHS typically occurs in type 2 diabetes with extreme hyperglycemia, severe dehydration, and hyperosmolality but WITHOUT significant ketosis or acidosis, and develops gradually. Kussmaul breathing, fruity breath, and low pH are features of DKA.</w:t>
+        <w:t xml:space="preserve">(a) Shortness of breath and decreased breath sounds on one side</w:t>
       </w:r>
     </w:p>
     <w:p>
-      <w:pPr>
-        <w:spacing w:after="0" w:before="0"/>
-      </w:pPr>
       <w:r>
-        <w:rPr>
-          <w:b w:val="0"/>
-          <w:i w:val="0"/>
-          <w:sz w:val="20"/>
-        </w:rPr>
-        <w:t>Positive Marks: 1</w:t>
+        <w:t xml:space="preserve">(b) Blood return on aspiration</w:t>
       </w:r>
     </w:p>
     <w:p>
-      <w:pPr>
-        <w:spacing w:after="160" w:before="0"/>
-      </w:pPr>
       <w:r>
-        <w:rPr>
-          <w:b w:val="0"/>
-          <w:i w:val="0"/>
-          <w:sz w:val="20"/>
-        </w:rPr>
-        <w:t>Negative Marks: 0.25</w:t>
+        <w:t xml:space="preserve">(c) The catheter flushes easily</w:t>
       </w:r>
     </w:p>
     <w:p>
-      <w:pPr>
-        <w:spacing w:after="40" w:before="120"/>
-      </w:pPr>
       <w:r>
-        <w:rPr>
-          <w:b w:val="0"/>
-          <w:i w:val="0"/>
-          <w:sz w:val="22"/>
-        </w:rPr>
-        <w:t>Question: A client with diabetes reports feeling shaky and sweaty and has a blood glucose of 55 mg/dL. According to the 15-15 rule, what should the nurse do first?</w:t>
+        <w:t xml:space="preserve">(d) Stable vital signs</w:t>
       </w:r>
     </w:p>
     <w:p>
-      <w:pPr>
-        <w:spacing w:after="0" w:before="0"/>
-      </w:pPr>
       <w:r>
-        <w:rPr>
-          <w:b w:val="0"/>
-          <w:i w:val="0"/>
-          <w:sz w:val="22"/>
-        </w:rPr>
-        <w:t>(a) Give 15 g of fast-acting carbohydrate and recheck glucose in 15 minutes</w:t>
+        <w:t xml:space="preserve">Answer: a</w:t>
       </w:r>
     </w:p>
     <w:p>
-      <w:pPr>
-        <w:spacing w:after="0" w:before="0"/>
-      </w:pPr>
       <w:r>
-        <w:rPr>
-          <w:b w:val="0"/>
-          <w:i w:val="0"/>
-          <w:sz w:val="22"/>
-        </w:rPr>
-        <w:t>(b) Give 15 units of regular insulin</w:t>
+        <w:t xml:space="preserve">Solution: Dyspnea with decreased breath sounds after central line insertion suggests pneumothorax — a serious complication. Blood return, easy flushing, and stability are expected.</w:t>
       </w:r>
     </w:p>
     <w:p>
-      <w:pPr>
-        <w:spacing w:after="0" w:before="0"/>
-      </w:pPr>
       <w:r>
-        <w:rPr>
-          <w:b w:val="0"/>
-          <w:i w:val="0"/>
-          <w:sz w:val="22"/>
-        </w:rPr>
-        <w:t>(c) Give 15 g of protein such as cheese</w:t>
+        <w:t xml:space="preserve">Positive Marks: 1</w:t>
       </w:r>
     </w:p>
     <w:p>
-      <w:pPr>
-        <w:spacing w:after="0" w:before="0"/>
-      </w:pPr>
       <w:r>
-        <w:rPr>
-          <w:b w:val="0"/>
-          <w:i w:val="0"/>
-          <w:sz w:val="22"/>
-        </w:rPr>
-        <w:t>(d) Give 15 mL of insulin glargine</w:t>
+        <w:t xml:space="preserve">Negative Marks: 0.25</w:t>
       </w:r>
     </w:p>
     <w:p>
-      <w:pPr>
-        <w:spacing w:after="0" w:before="40"/>
-      </w:pPr>
       <w:r>
-        <w:rPr>
-          <w:b/>
-          <w:i w:val="0"/>
-          <w:sz w:val="22"/>
-        </w:rPr>
-        <w:t>Answer: a</w:t>
+        <w:t xml:space="preserve"/>
       </w:r>
     </w:p>
     <w:p>
-      <w:pPr>
-        <w:spacing w:after="0" w:before="0"/>
-      </w:pPr>
       <w:r>
-        <w:rPr>
-          <w:b w:val="0"/>
-          <w:i w:val="0"/>
-          <w:sz w:val="21"/>
-        </w:rPr>
-        <w:t>Solution: Mild hypoglycemia is treated with 15 g of fast-acting carbohydrate (e.g., 4 oz juice, 1 tbsp sugar), then glucose is rechecked after 15 minutes and the dose repeated if still low. Protein and insulin do not raise glucose quickly.</w:t>
+        <w:t xml:space="preserve">Question: A client with a diagnosis of peptic ulcer disease reports vomiting coffee-ground material. The nurse should:</w:t>
       </w:r>
     </w:p>
     <w:p>
-      <w:pPr>
-        <w:spacing w:after="0" w:before="0"/>
-      </w:pPr>
       <w:r>
-        <w:rPr>
-          <w:b w:val="0"/>
-          <w:i w:val="0"/>
-          <w:sz w:val="20"/>
-        </w:rPr>
-        <w:t>Positive Marks: 1</w:t>
+        <w:t xml:space="preserve">(a) Notify the physician — this indicates upper GI bleeding</w:t>
       </w:r>
     </w:p>
     <w:p>
-      <w:pPr>
-        <w:spacing w:after="160" w:before="0"/>
-      </w:pPr>
       <w:r>
-        <w:rPr>
-          <w:b w:val="0"/>
-          <w:i w:val="0"/>
-          <w:sz w:val="20"/>
-        </w:rPr>
-        <w:t>Negative Marks: 0.25</w:t>
+        <w:t xml:space="preserve">(b) Document it as normal</w:t>
       </w:r>
     </w:p>
     <w:p>
-      <w:pPr>
-        <w:spacing w:after="40" w:before="120"/>
-      </w:pPr>
       <w:r>
-        <w:rPr>
-          <w:b w:val="0"/>
-          <w:i w:val="0"/>
-          <w:sz w:val="22"/>
-        </w:rPr>
-        <w:t>Question: A client presents with blood pressure 210/120 mmHg and new-onset headache, blurred vision, and chest pain. Which is the priority nursing action?</w:t>
+        <w:t xml:space="preserve">(c) Encourage a large meal</w:t>
       </w:r>
     </w:p>
     <w:p>
-      <w:pPr>
-        <w:spacing w:after="0" w:before="0"/>
-      </w:pPr>
       <w:r>
-        <w:rPr>
-          <w:b w:val="0"/>
-          <w:i w:val="0"/>
-          <w:sz w:val="22"/>
-        </w:rPr>
-        <w:t>(a) Start an IV line and prepare for IV antihypertensive therapy with continuous monitoring</w:t>
+        <w:t xml:space="preserve">(d) Apply a heating pad to the abdomen</w:t>
       </w:r>
     </w:p>
     <w:p>
-      <w:pPr>
-        <w:spacing w:after="0" w:before="0"/>
-      </w:pPr>
       <w:r>
-        <w:rPr>
-          <w:b w:val="0"/>
-          <w:i w:val="0"/>
-          <w:sz w:val="22"/>
-        </w:rPr>
-        <w:t>(b) Recheck the blood pressure after 30 minutes of rest</w:t>
+        <w:t xml:space="preserve">Answer: a</w:t>
       </w:r>
     </w:p>
     <w:p>
-      <w:pPr>
-        <w:spacing w:after="0" w:before="0"/>
-      </w:pPr>
       <w:r>
-        <w:rPr>
-          <w:b w:val="0"/>
-          <w:i w:val="0"/>
-          <w:sz w:val="22"/>
-        </w:rPr>
-        <w:t>(c) Administer oral atenolol and discharge with follow-up</w:t>
+        <w:t xml:space="preserve">Solution: Coffee-ground vomitus indicates upper GI bleeding (partially digested blood). The nurse monitors vital signs, prepares for blood tests, and notifies the physician.</w:t>
       </w:r>
     </w:p>
     <w:p>
-      <w:pPr>
-        <w:spacing w:after="0" w:before="0"/>
-      </w:pPr>
       <w:r>
-        <w:rPr>
-          <w:b w:val="0"/>
-          <w:i w:val="0"/>
-          <w:sz w:val="22"/>
-        </w:rPr>
-        <w:t>(d) Apply warm compresses to the forehead</w:t>
+        <w:t xml:space="preserve">Positive Marks: 1</w:t>
       </w:r>
     </w:p>
     <w:p>
-      <w:pPr>
-        <w:spacing w:after="0" w:before="40"/>
-      </w:pPr>
       <w:r>
-        <w:rPr>
-          <w:b/>
-          <w:i w:val="0"/>
-          <w:sz w:val="22"/>
-        </w:rPr>
-        <w:t>Answer: a</w:t>
+        <w:t xml:space="preserve">Negative Marks: 0.25</w:t>
       </w:r>
     </w:p>
     <w:p>
-      <w:pPr>
-        <w:spacing w:after="0" w:before="0"/>
-      </w:pPr>
       <w:r>
-        <w:rPr>
-          <w:b w:val="0"/>
-          <w:i w:val="0"/>
-          <w:sz w:val="21"/>
-        </w:rPr>
-        <w:t>Solution: Blood pressure this high with end-organ symptoms (headache, visual change, chest pain) indicates a hypertensive emergency requiring IV antihypertensives and continuous monitoring. Observation alone or oral therapy is unsafe in an emergency.</w:t>
+        <w:t xml:space="preserve"/>
       </w:r>
     </w:p>
     <w:p>
-      <w:pPr>
-        <w:spacing w:after="0" w:before="0"/>
-      </w:pPr>
       <w:r>
-        <w:rPr>
-          <w:b w:val="0"/>
-          <w:i w:val="0"/>
-          <w:sz w:val="20"/>
-        </w:rPr>
-        <w:t>Positive Marks: 1</w:t>
+        <w:t xml:space="preserve">Question: A client is prescribed a stool softener after surgery. The nurse understands that the purpose is to:</w:t>
       </w:r>
     </w:p>
     <w:p>
-      <w:pPr>
-        <w:spacing w:after="160" w:before="0"/>
-      </w:pPr>
       <w:r>
-        <w:rPr>
-          <w:b w:val="0"/>
-          <w:i w:val="0"/>
-          <w:sz w:val="20"/>
-        </w:rPr>
-        <w:t>Negative Marks: 0.25</w:t>
+        <w:t xml:space="preserve">(a) Prevent straining during defecation</w:t>
       </w:r>
     </w:p>
     <w:p>
-      <w:pPr>
-        <w:spacing w:after="40" w:before="120"/>
-      </w:pPr>
       <w:r>
-        <w:rPr>
-          <w:b w:val="0"/>
-          <w:i w:val="0"/>
-          <w:sz w:val="22"/>
-        </w:rPr>
-        <w:t>Question: During a general anesthetic, the client's end-tidal CO2 suddenly rises, body temperature climbs, and muscles become rigid. Which condition should the circulating nurse suspect first?</w:t>
+        <w:t xml:space="preserve">(b) Stimulate the bowel</w:t>
       </w:r>
     </w:p>
     <w:p>
-      <w:pPr>
-        <w:spacing w:after="0" w:before="0"/>
-      </w:pPr>
       <w:r>
-        <w:rPr>
-          <w:b w:val="0"/>
-          <w:i w:val="0"/>
-          <w:sz w:val="22"/>
-        </w:rPr>
-        <w:t>(a) Malignant hyperthermia</w:t>
+        <w:t xml:space="preserve">(c) Treat diarrhea</w:t>
       </w:r>
     </w:p>
     <w:p>
-      <w:pPr>
-        <w:spacing w:after="0" w:before="0"/>
-      </w:pPr>
       <w:r>
-        <w:rPr>
-          <w:b w:val="0"/>
-          <w:i w:val="0"/>
-          <w:sz w:val="22"/>
-        </w:rPr>
-        <w:t>(b) Thyroid storm</w:t>
+        <w:t xml:space="preserve">(d) Relieve pain</w:t>
       </w:r>
     </w:p>
     <w:p>
-      <w:pPr>
-        <w:spacing w:after="0" w:before="0"/>
-      </w:pPr>
       <w:r>
-        <w:rPr>
-          <w:b w:val="0"/>
-          <w:i w:val="0"/>
-          <w:sz w:val="22"/>
-        </w:rPr>
-        <w:t>(c) Anaphylaxis</w:t>
+        <w:t xml:space="preserve">Answer: a</w:t>
       </w:r>
     </w:p>
     <w:p>
-      <w:pPr>
-        <w:spacing w:after="0" w:before="0"/>
-      </w:pPr>
       <w:r>
-        <w:rPr>
-          <w:b w:val="0"/>
-          <w:i w:val="0"/>
-          <w:sz w:val="22"/>
-        </w:rPr>
-        <w:t>(d) Pulmonary embolism</w:t>
+        <w:t xml:space="preserve">Solution: Stool softeners (e.g., docusate) moisten and soften stool, reducing straining — important after surgery or for clients at risk of increased pressure (e.g., post-MI, hemorrhoids).</w:t>
       </w:r>
     </w:p>
     <w:p>
-      <w:pPr>
-        <w:spacing w:after="0" w:before="40"/>
-      </w:pPr>
       <w:r>
-        <w:rPr>
-          <w:b/>
-          <w:i w:val="0"/>
-          <w:sz w:val="22"/>
-        </w:rPr>
-        <w:t>Answer: a</w:t>
+        <w:t xml:space="preserve">Positive Marks: 1</w:t>
       </w:r>
     </w:p>
     <w:p>
-      <w:pPr>
-        <w:spacing w:after="0" w:before="0"/>
-      </w:pPr>
       <w:r>
-        <w:rPr>
-          <w:b w:val="0"/>
-          <w:i w:val="0"/>
-          <w:sz w:val="21"/>
-        </w:rPr>
-        <w:t>Solution: Malignant hyperthermia is a hypermetabolic crisis triggered by inhaled anesthetics or succinylcholine, marked by rising ETCO2, hyperthermia, muscle rigidity, tachycardia, and acidosis. Immediate treatment is dantrolene and stopping the trigger.</w:t>
+        <w:t xml:space="preserve">Negative Marks: 0.25</w:t>
       </w:r>
     </w:p>
     <w:p>
-      <w:pPr>
-        <w:spacing w:after="0" w:before="0"/>
-      </w:pPr>
       <w:r>
-        <w:rPr>
-          <w:b w:val="0"/>
-          <w:i w:val="0"/>
-          <w:sz w:val="20"/>
-        </w:rPr>
-        <w:t>Positive Marks: 1</w:t>
+        <w:t xml:space="preserve"/>
       </w:r>
     </w:p>
     <w:p>
-      <w:pPr>
-        <w:spacing w:after="160" w:before="0"/>
-      </w:pPr>
       <w:r>
-        <w:rPr>
-          <w:b w:val="0"/>
-          <w:i w:val="0"/>
-          <w:sz w:val="20"/>
-        </w:rPr>
-        <w:t>Negative Marks: 0.25</w:t>
+        <w:t xml:space="preserve">Question: A client with a diagnosis of hyperkalemia is prescribed sodium polystyrene sulfonate (Kayexalate). The nurse should monitor the client for:</w:t>
       </w:r>
     </w:p>
     <w:p>
-      <w:pPr>
-        <w:spacing w:after="40" w:before="120"/>
-      </w:pPr>
       <w:r>
-        <w:rPr>
-          <w:b w:val="0"/>
-          <w:i w:val="0"/>
-          <w:sz w:val="22"/>
-        </w:rPr>
-        <w:t>Question: Which action is correct when emptying and managing a Hemovac (closed suction) drain?</w:t>
+        <w:t xml:space="preserve">(a) Hypokalemia and constipation</w:t>
       </w:r>
     </w:p>
     <w:p>
-      <w:pPr>
-        <w:spacing w:after="0" w:before="0"/>
-      </w:pPr>
       <w:r>
-        <w:rPr>
-          <w:b w:val="0"/>
-          <w:i w:val="0"/>
-          <w:sz w:val="22"/>
-        </w:rPr>
-        <w:t>(a) Compress the bulb to create suction after emptying and record the output</w:t>
+        <w:t xml:space="preserve">(b) Hypernatremia only</w:t>
       </w:r>
     </w:p>
     <w:p>
-      <w:pPr>
-        <w:spacing w:after="0" w:before="0"/>
-      </w:pPr>
       <w:r>
-        <w:rPr>
-          <w:b w:val="0"/>
-          <w:i w:val="0"/>
-          <w:sz w:val="22"/>
-        </w:rPr>
-        <w:t>(b) Leave the bulb fully expanded to allow gravity drainage</w:t>
+        <w:t xml:space="preserve">(c) Bradycardia</w:t>
       </w:r>
     </w:p>
     <w:p>
-      <w:pPr>
-        <w:spacing w:after="0" w:before="0"/>
-      </w:pPr>
       <w:r>
-        <w:rPr>
-          <w:b w:val="0"/>
-          <w:i w:val="0"/>
-          <w:sz w:val="22"/>
-        </w:rPr>
-        <w:t>(c) Empty the drain only when the surgeon rounds</w:t>
+        <w:t xml:space="preserve">(d) Hypoglycemia</w:t>
       </w:r>
     </w:p>
     <w:p>
-      <w:pPr>
-        <w:spacing w:after="0" w:before="0"/>
-      </w:pPr>
       <w:r>
-        <w:rPr>
-          <w:b w:val="0"/>
-          <w:i w:val="0"/>
-          <w:sz w:val="22"/>
-        </w:rPr>
-        <w:t>(d) Irrigate the drain with sterile water daily</w:t>
+        <w:t xml:space="preserve">Answer: a</w:t>
       </w:r>
     </w:p>
     <w:p>
-      <w:pPr>
-        <w:spacing w:after="0" w:before="40"/>
-      </w:pPr>
       <w:r>
-        <w:rPr>
-          <w:b/>
-          <w:i w:val="0"/>
-          <w:sz w:val="22"/>
-        </w:rPr>
-        <w:t>Answer: a</w:t>
+        <w:t xml:space="preserve">Solution: Kayexalate exchanges sodium for potassium in the gut, so hypokalemia and constipation (or impaction) are monitored. Sodium retention can occur.</w:t>
       </w:r>
     </w:p>
     <w:p>
-      <w:pPr>
-        <w:spacing w:after="0" w:before="0"/>
-      </w:pPr>
       <w:r>
-        <w:rPr>
-          <w:b w:val="0"/>
-          <w:i w:val="0"/>
-          <w:sz w:val="21"/>
-        </w:rPr>
-        <w:t>Solution: The Hemovac is recompressed after emptying to re-establish negative suction; output is measured and recorded. Gravity drainage is not the mechanism, and routine irrigation is not performed.</w:t>
+        <w:t xml:space="preserve">Positive Marks: 1</w:t>
       </w:r>
     </w:p>
     <w:p>
-      <w:pPr>
-        <w:spacing w:after="0" w:before="0"/>
-      </w:pPr>
       <w:r>
-        <w:rPr>
-          <w:b w:val="0"/>
-          <w:i w:val="0"/>
-          <w:sz w:val="20"/>
-        </w:rPr>
-        <w:t>Positive Marks: 1</w:t>
+        <w:t xml:space="preserve">Negative Marks: 0.25</w:t>
       </w:r>
     </w:p>
     <w:p>
-      <w:pPr>
-        <w:spacing w:after="160" w:before="0"/>
-      </w:pPr>
       <w:r>
-        <w:rPr>
-          <w:b w:val="0"/>
-          <w:i w:val="0"/>
-          <w:sz w:val="20"/>
-        </w:rPr>
-        <w:t>Negative Marks: 0.25</w:t>
+        <w:t xml:space="preserve"/>
       </w:r>
     </w:p>
     <w:p>
-      <w:pPr>
-        <w:spacing w:after="40" w:before="120"/>
-      </w:pPr>
       <w:r>
-        <w:rPr>
-          <w:b w:val="0"/>
-          <w:i w:val="0"/>
-          <w:sz w:val="22"/>
-        </w:rPr>
-        <w:t>Question: Which sequence is correct when removing contaminated gloves?</w:t>
+        <w:t xml:space="preserve">Question: A nurse is teaching a client with a new colostomy about diet. Which instruction is correct?</w:t>
       </w:r>
     </w:p>
     <w:p>
-      <w:pPr>
-        <w:spacing w:after="0" w:before="0"/>
-      </w:pPr>
       <w:r>
-        <w:rPr>
-          <w:b w:val="0"/>
-          <w:i w:val="0"/>
-          <w:sz w:val="22"/>
-        </w:rPr>
-        <w:t>(a) Peel the first glove off glove-to-glove, then bare-skin to bare-skin for the second</w:t>
+        <w:t xml:space="preserve">(a) Chew food well and introduce new foods one at a time</w:t>
       </w:r>
     </w:p>
     <w:p>
-      <w:pPr>
-        <w:spacing w:after="0" w:before="0"/>
-      </w:pPr>
       <w:r>
-        <w:rPr>
-          <w:b w:val="0"/>
-          <w:i w:val="0"/>
-          <w:sz w:val="22"/>
-        </w:rPr>
-        <w:t>(b) Pull both gloves off together by the fingertips</w:t>
+        <w:t xml:space="preserve">(b) Avoid all vegetables</w:t>
       </w:r>
     </w:p>
     <w:p>
-      <w:pPr>
-        <w:spacing w:after="0" w:before="0"/>
-      </w:pPr>
       <w:r>
-        <w:rPr>
-          <w:b w:val="0"/>
-          <w:i w:val="0"/>
-          <w:sz w:val="22"/>
-        </w:rPr>
-        <w:t>(c) Remove the gloves by pulling from the wrist with the other bare hand</w:t>
+        <w:t xml:space="preserve">(c) Eat large meals quickly</w:t>
       </w:r>
     </w:p>
     <w:p>
-      <w:pPr>
-        <w:spacing w:after="0" w:before="0"/>
-      </w:pPr>
       <w:r>
-        <w:rPr>
-          <w:b w:val="0"/>
-          <w:i w:val="0"/>
-          <w:sz w:val="22"/>
-        </w:rPr>
-        <w:t>(d) Snap the gloves off quickly</w:t>
+        <w:t xml:space="preserve">(d) Skip fluids with meals</w:t>
       </w:r>
     </w:p>
     <w:p>
-      <w:pPr>
-        <w:spacing w:after="0" w:before="40"/>
-      </w:pPr>
       <w:r>
-        <w:rPr>
-          <w:b/>
-          <w:i w:val="0"/>
-          <w:sz w:val="22"/>
-        </w:rPr>
-        <w:t>Answer: a</w:t>
+        <w:t xml:space="preserve">Answer: a</w:t>
       </w:r>
     </w:p>
     <w:p>
-      <w:pPr>
-        <w:spacing w:after="0" w:before="0"/>
-      </w:pPr>
       <w:r>
-        <w:rPr>
-          <w:b w:val="0"/>
-          <w:i w:val="0"/>
-          <w:sz w:val="21"/>
-        </w:rPr>
-        <w:t>Solution: Gloves are removed by peeling the first glove off inside-out (glove-to-glove), then slipping bare fingers under the cuff of the second glove and peeling it off (skin-to-skin), avoiding bare-skin contact with contaminated surfaces.</w:t>
+        <w:t xml:space="preserve">Solution: Colostomy clients chew food thoroughly, introduce one new food at a time to identify gas-forming foods, and eat regular meals with adequate fluids.</w:t>
       </w:r>
     </w:p>
     <w:p>
-      <w:pPr>
-        <w:spacing w:after="0" w:before="0"/>
-      </w:pPr>
       <w:r>
-        <w:rPr>
-          <w:b w:val="0"/>
-          <w:i w:val="0"/>
-          <w:sz w:val="20"/>
-        </w:rPr>
-        <w:t>Positive Marks: 1</w:t>
+        <w:t xml:space="preserve">Positive Marks: 1</w:t>
       </w:r>
     </w:p>
     <w:p>
-      <w:pPr>
-        <w:spacing w:after="160" w:before="0"/>
-      </w:pPr>
       <w:r>
-        <w:rPr>
-          <w:b w:val="0"/>
-          <w:i w:val="0"/>
-          <w:sz w:val="20"/>
-        </w:rPr>
-        <w:t>Negative Marks: 0.25</w:t>
+        <w:t xml:space="preserve">Negative Marks: 0.25</w:t>
       </w:r>
     </w:p>
     <w:p>
-      <w:pPr>
-        <w:spacing w:after="40" w:before="120"/>
-      </w:pPr>
       <w:r>
-        <w:rPr>
-          <w:b w:val="0"/>
-          <w:i w:val="0"/>
-          <w:sz w:val="22"/>
-        </w:rPr>
-        <w:t>Question: At which angle is a medication injected for an intramuscular injection?</w:t>
+        <w:t xml:space="preserve">Question: A client is admitted with a diagnosis of acute pancreatitis. The nurse should monitor for which early sign of shock?</w:t>
       </w:r>
     </w:p>
     <w:p>
-      <w:pPr>
-        <w:spacing w:after="0" w:before="0"/>
-      </w:pPr>
       <w:r>
-        <w:rPr>
-          <w:b w:val="0"/>
-          <w:i w:val="0"/>
-          <w:sz w:val="22"/>
-        </w:rPr>
-        <w:t>(a) 15 degrees</w:t>
+        <w:t xml:space="preserve">(a) Tachycardia and falling blood pressure</w:t>
       </w:r>
     </w:p>
     <w:p>
-      <w:pPr>
-        <w:spacing w:after="0" w:before="0"/>
-      </w:pPr>
       <w:r>
-        <w:rPr>
-          <w:b w:val="0"/>
-          <w:i w:val="0"/>
-          <w:sz w:val="22"/>
-        </w:rPr>
-        <w:t>(b) 45 degrees</w:t>
+        <w:t xml:space="preserve">(b) Bradycardia</w:t>
       </w:r>
     </w:p>
     <w:p>
-      <w:pPr>
-        <w:spacing w:after="0" w:before="0"/>
-      </w:pPr>
       <w:r>
-        <w:rPr>
-          <w:b w:val="0"/>
-          <w:i w:val="0"/>
-          <w:sz w:val="22"/>
-        </w:rPr>
-        <w:t>(c) 90 degrees</w:t>
+        <w:t xml:space="preserve">(c) Hypertension</w:t>
       </w:r>
     </w:p>
     <w:p>
-      <w:pPr>
-        <w:spacing w:after="0" w:before="0"/>
-      </w:pPr>
       <w:r>
-        <w:rPr>
-          <w:b w:val="0"/>
-          <w:i w:val="0"/>
-          <w:sz w:val="22"/>
-        </w:rPr>
-        <w:t>(d) 180 degrees</w:t>
+        <w:t xml:space="preserve">(d) Warm, dry skin</w:t>
       </w:r>
     </w:p>
     <w:p>
-      <w:pPr>
-        <w:spacing w:after="0" w:before="40"/>
-      </w:pPr>
       <w:r>
-        <w:rPr>
-          <w:b/>
-          <w:i w:val="0"/>
-          <w:sz w:val="22"/>
-        </w:rPr>
-        <w:t>Answer: c</w:t>
+        <w:t xml:space="preserve">Answer: a</w:t>
       </w:r>
     </w:p>
     <w:p>
-      <w:pPr>
-        <w:spacing w:after="0" w:before="0"/>
-      </w:pPr>
       <w:r>
-        <w:rPr>
-          <w:b w:val="0"/>
-          <w:i w:val="0"/>
-          <w:sz w:val="21"/>
-        </w:rPr>
-        <w:t>Solution: IM injections are given at a 90-degree angle to reach the muscle. Subcutaneous injections use 45-90 degrees depending on tissue, and intradermal injections use 10-15 degrees.</w:t>
+        <w:t xml:space="preserve">Solution: Pancreatitis can cause hypovolemic shock from fluid shifts into the retroperitoneum; tachycardia and hypotension are early indicators requiring aggressive fluid replacement.</w:t>
       </w:r>
     </w:p>
     <w:p>
-      <w:pPr>
-        <w:spacing w:after="0" w:before="0"/>
-      </w:pPr>
       <w:r>
-        <w:rPr>
-          <w:b w:val="0"/>
-          <w:i w:val="0"/>
-          <w:sz w:val="20"/>
-        </w:rPr>
-        <w:t>Positive Marks: 1</w:t>
+        <w:t xml:space="preserve">Positive Marks: 1</w:t>
       </w:r>
     </w:p>
     <w:p>
-      <w:pPr>
-        <w:spacing w:after="160" w:before="0"/>
-      </w:pPr>
       <w:r>
-        <w:rPr>
-          <w:b w:val="0"/>
-          <w:i w:val="0"/>
-          <w:sz w:val="20"/>
-        </w:rPr>
-        <w:t>Negative Marks: 0.25</w:t>
+        <w:t xml:space="preserve">Negative Marks: 0.25</w:t>
       </w:r>
     </w:p>
     <w:p>
-      <w:pPr>
-        <w:spacing w:after="40" w:before="120"/>
-      </w:pPr>
       <w:r>
-        <w:rPr>
-          <w:b w:val="0"/>
-          <w:i w:val="0"/>
-          <w:sz w:val="22"/>
-        </w:rPr>
-        <w:t>Question: Which instruction is correct when assisting a postpartum client with a sitz bath?</w:t>
+        <w:t xml:space="preserve"/>
       </w:r>
     </w:p>
     <w:p>
-      <w:pPr>
-        <w:spacing w:after="0" w:before="0"/>
-      </w:pPr>
       <w:r>
-        <w:rPr>
-          <w:b w:val="0"/>
-          <w:i w:val="0"/>
-          <w:sz w:val="22"/>
-        </w:rPr>
-        <w:t>(a) Use warm water and limit the soak to about 15-20 minutes</w:t>
+        <w:t xml:space="preserve">Question: A client with a diagnosis of type 2 diabetes is prescribed an oral medication. Which finding indicates the need to switch to insulin therapy?</w:t>
       </w:r>
     </w:p>
     <w:p>
-      <w:pPr>
-        <w:spacing w:after="0" w:before="0"/>
-      </w:pPr>
       <w:r>
-        <w:rPr>
-          <w:b w:val="0"/>
-          <w:i w:val="0"/>
-          <w:sz w:val="22"/>
-        </w:rPr>
-        <w:t>(b) Use ice-cold water for the first 2 days</w:t>
+        <w:t xml:space="preserve">(a) Poor glycemic control despite oral agents (secondary failure)</w:t>
       </w:r>
     </w:p>
     <w:p>
-      <w:pPr>
-        <w:spacing w:after="0" w:before="0"/>
-      </w:pPr>
       <w:r>
-        <w:rPr>
-          <w:b w:val="0"/>
-          <w:i w:val="0"/>
-          <w:sz w:val="22"/>
-        </w:rPr>
-        <w:t>(c) Soak for more than an hour for better relief</w:t>
+        <w:t xml:space="preserve">(b) Mild fasting hyperglycemia</w:t>
       </w:r>
     </w:p>
     <w:p>
-      <w:pPr>
-        <w:spacing w:after="0" w:before="0"/>
-      </w:pPr>
       <w:r>
-        <w:rPr>
-          <w:b w:val="0"/>
-          <w:i w:val="0"/>
-          <w:sz w:val="22"/>
-        </w:rPr>
-        <w:t>(d) Add antiseptic soap to the water each time</w:t>
+        <w:t xml:space="preserve">(c) A single elevated glucose reading</w:t>
       </w:r>
     </w:p>
     <w:p>
-      <w:pPr>
-        <w:spacing w:after="0" w:before="40"/>
-      </w:pPr>
       <w:r>
-        <w:rPr>
-          <w:b/>
-          <w:i w:val="0"/>
-          <w:sz w:val="22"/>
-        </w:rPr>
-        <w:t>Answer: a</w:t>
+        <w:t xml:space="preserve">(d) Normal HbA1c</w:t>
       </w:r>
     </w:p>
     <w:p>
-      <w:pPr>
-        <w:spacing w:after="0" w:before="0"/>
-      </w:pPr>
       <w:r>
-        <w:rPr>
-          <w:b w:val="0"/>
-          <w:i w:val="0"/>
-          <w:sz w:val="21"/>
-        </w:rPr>
-        <w:t>Solution: A sitz bath uses comfortably warm water for about 15-20 minutes, 2-3 times daily, to soothe the perineum and promote healing. Prolonged soaking can macerate tissue; soap and cold water are not indicated.</w:t>
+        <w:t xml:space="preserve">Answer: a</w:t>
       </w:r>
     </w:p>
     <w:p>
-      <w:pPr>
-        <w:spacing w:after="0" w:before="0"/>
-      </w:pPr>
       <w:r>
-        <w:rPr>
-          <w:b w:val="0"/>
-          <w:i w:val="0"/>
-          <w:sz w:val="20"/>
-        </w:rPr>
-        <w:t>Positive Marks: 1</w:t>
+        <w:t xml:space="preserve">Solution: When oral agents no longer achieve glycemic targets (secondary failure), insulin therapy is added. A single high reading or mild hyperglycemia does not require this change.</w:t>
       </w:r>
     </w:p>
     <w:p>
-      <w:pPr>
-        <w:spacing w:after="160" w:before="0"/>
-      </w:pPr>
       <w:r>
-        <w:rPr>
-          <w:b w:val="0"/>
-          <w:i w:val="0"/>
-          <w:sz w:val="20"/>
-        </w:rPr>
-        <w:t>Negative Marks: 0.25</w:t>
+        <w:t xml:space="preserve">Positive Marks: 1</w:t>
       </w:r>
     </w:p>
     <w:p>
-      <w:pPr>
-        <w:spacing w:after="40" w:before="120"/>
-      </w:pPr>
       <w:r>
-        <w:rPr>
-          <w:b w:val="0"/>
-          <w:i w:val="0"/>
-          <w:sz w:val="22"/>
-        </w:rPr>
-        <w:t>Question: Within how long after birth should prophylactic antibiotic eye ointment be instilled in a newborn?</w:t>
+        <w:t xml:space="preserve">Negative Marks: 0.25</w:t>
       </w:r>
     </w:p>
     <w:p>
-      <w:pPr>
-        <w:spacing w:after="0" w:before="0"/>
-      </w:pPr>
       <w:r>
-        <w:rPr>
-          <w:b w:val="0"/>
-          <w:i w:val="0"/>
-          <w:sz w:val="22"/>
-        </w:rPr>
-        <w:t>(a) Within 1-2 hours of birth</w:t>
+        <w:t xml:space="preserve"/>
       </w:r>
     </w:p>
     <w:p>
-      <w:pPr>
-        <w:spacing w:after="0" w:before="0"/>
-      </w:pPr>
       <w:r>
-        <w:rPr>
-          <w:b w:val="0"/>
-          <w:i w:val="0"/>
-          <w:sz w:val="22"/>
-        </w:rPr>
-        <w:t>(b) After the first 24 hours</w:t>
+        <w:t xml:space="preserve">Question: A nurse is caring for a client with a chest tube. Which finding requires immediate intervention?</w:t>
       </w:r>
     </w:p>
     <w:p>
-      <w:pPr>
-        <w:spacing w:after="0" w:before="0"/>
-      </w:pPr>
       <w:r>
-        <w:rPr>
-          <w:b w:val="0"/>
-          <w:i w:val="0"/>
-          <w:sz w:val="22"/>
-        </w:rPr>
-        <w:t>(c) Only if the mother has an infection</w:t>
+        <w:t xml:space="preserve">(a) Sudden cessation of drainage with respiratory distress</w:t>
       </w:r>
     </w:p>
     <w:p>
-      <w:pPr>
-        <w:spacing w:after="0" w:before="0"/>
-      </w:pPr>
       <w:r>
-        <w:rPr>
-          <w:b w:val="0"/>
-          <w:i w:val="0"/>
-          <w:sz w:val="22"/>
-        </w:rPr>
-        <w:t>(d) On the third day</w:t>
+        <w:t xml:space="preserve">(b) Tidaling with respirations</w:t>
       </w:r>
     </w:p>
     <w:p>
-      <w:pPr>
-        <w:spacing w:after="0" w:before="40"/>
-      </w:pPr>
       <w:r>
-        <w:rPr>
-          <w:b/>
-          <w:i w:val="0"/>
-          <w:sz w:val="22"/>
-        </w:rPr>
-        <w:t>Answer: a</w:t>
+        <w:t xml:space="preserve">(c) Drainage of 50 mL in the first hour</w:t>
       </w:r>
     </w:p>
     <w:p>
-      <w:pPr>
-        <w:spacing w:after="0" w:before="0"/>
-      </w:pPr>
       <w:r>
-        <w:rPr>
-          <w:b w:val="0"/>
-          <w:i w:val="0"/>
-          <w:sz w:val="21"/>
-        </w:rPr>
-        <w:t>Solution: Erythromycin (or tetracycline) eye ointment is instilled in both eyes within 1-2 hours of birth to prevent ophthalmia neonatorum (gonococcal/chlamydial conjunctivitis), regardless of the mother's infection status.</w:t>
+        <w:t xml:space="preserve">(d) A water-seal level that fluctuates</w:t>
       </w:r>
     </w:p>
     <w:p>
-      <w:pPr>
-        <w:spacing w:after="0" w:before="0"/>
-      </w:pPr>
       <w:r>
-        <w:rPr>
-          <w:b w:val="0"/>
-          <w:i w:val="0"/>
-          <w:sz w:val="20"/>
-        </w:rPr>
-        <w:t>Positive Marks: 1</w:t>
+        <w:t xml:space="preserve">Answer: a</w:t>
       </w:r>
     </w:p>
     <w:p>
-      <w:pPr>
-        <w:spacing w:after="160" w:before="0"/>
-      </w:pPr>
       <w:r>
-        <w:rPr>
-          <w:b w:val="0"/>
-          <w:i w:val="0"/>
-          <w:sz w:val="20"/>
-        </w:rPr>
-        <w:t>Negative Marks: 0.25</w:t>
+        <w:t xml:space="preserve">Solution: Sudden cessation of drainage with respiratory distress may indicate tube obstruction or blockage — an emergency. Tidaling and small initial drainage are expected.</w:t>
       </w:r>
     </w:p>
     <w:p>
-      <w:pPr>
-        <w:spacing w:after="40" w:before="120"/>
-      </w:pPr>
       <w:r>
-        <w:rPr>
-          <w:b w:val="0"/>
-          <w:i w:val="0"/>
-          <w:sz w:val="22"/>
-        </w:rPr>
-        <w:t>Question: A client with schizophrenia tells the nurse, 'I hear voices criticizing me all day.' Which response is most therapeutic?</w:t>
+        <w:t xml:space="preserve">Positive Marks: 1</w:t>
       </w:r>
     </w:p>
     <w:p>
-      <w:pPr>
-        <w:spacing w:after="0" w:before="0"/>
-      </w:pPr>
       <w:r>
-        <w:rPr>
-          <w:b w:val="0"/>
-          <w:i w:val="0"/>
-          <w:sz w:val="22"/>
-        </w:rPr>
-        <w:t>(a) I don't hear any voices, but I can see that this is distressing for you</w:t>
+        <w:t xml:space="preserve">Negative Marks: 0.25</w:t>
       </w:r>
     </w:p>
     <w:p>
-      <w:pPr>
-        <w:spacing w:after="0" w:before="0"/>
-      </w:pPr>
       <w:r>
-        <w:rPr>
-          <w:b w:val="0"/>
-          <w:i w:val="0"/>
-          <w:sz w:val="22"/>
-        </w:rPr>
-        <w:t>(b) Those voices are not real, so ignore them</w:t>
+        <w:t xml:space="preserve"/>
       </w:r>
     </w:p>
     <w:p>
-      <w:pPr>
-        <w:spacing w:after="0" w:before="0"/>
-      </w:pPr>
       <w:r>
-        <w:rPr>
-          <w:b w:val="0"/>
-          <w:i w:val="0"/>
-          <w:sz w:val="22"/>
-        </w:rPr>
-        <w:t>(c) Stop listening to them and think about something else</w:t>
+        <w:t xml:space="preserve">Question: A client with a diagnosis of anemia is prescribed a blood transfusion. Which assessment is most important before the transfusion?</w:t>
       </w:r>
     </w:p>
     <w:p>
-      <w:pPr>
-        <w:spacing w:after="0" w:before="0"/>
-      </w:pPr>
       <w:r>
-        <w:rPr>
-          <w:b w:val="0"/>
-          <w:i w:val="0"/>
-          <w:sz w:val="22"/>
-        </w:rPr>
-        <w:t>(d) You are imagining things</w:t>
+        <w:t xml:space="preserve">(a) Verify the client's identity and blood compatibility</w:t>
       </w:r>
     </w:p>
     <w:p>
-      <w:pPr>
-        <w:spacing w:after="0" w:before="40"/>
-      </w:pPr>
       <w:r>
-        <w:rPr>
-          <w:b/>
-          <w:i w:val="0"/>
-          <w:sz w:val="22"/>
-        </w:rPr>
-        <w:t>Answer: a</w:t>
+        <w:t xml:space="preserve">(b) Ask the client about food preferences</w:t>
       </w:r>
     </w:p>
     <w:p>
-      <w:pPr>
-        <w:spacing w:after="0" w:before="0"/>
-      </w:pPr>
       <w:r>
-        <w:rPr>
-          <w:b w:val="0"/>
-          <w:i w:val="0"/>
-          <w:sz w:val="21"/>
-        </w:rPr>
-        <w:t>Solution: The nurse should not argue with or confirm the hallucination but should acknowledge the client's distress and focus on the feeling. Dismissing or arguing invalidates the experience and breaks trust.</w:t>
+        <w:t xml:space="preserve">(c) Measure the client's height</w:t>
       </w:r>
     </w:p>
     <w:p>
-      <w:pPr>
-        <w:spacing w:after="0" w:before="0"/>
-      </w:pPr>
       <w:r>
-        <w:rPr>
-          <w:b w:val="0"/>
-          <w:i w:val="0"/>
-          <w:sz w:val="20"/>
-        </w:rPr>
-        <w:t>Positive Marks: 1</w:t>
+        <w:t xml:space="preserve">(d) Check the client's vision</w:t>
       </w:r>
     </w:p>
     <w:p>
-      <w:pPr>
-        <w:spacing w:after="160" w:before="0"/>
-      </w:pPr>
       <w:r>
-        <w:rPr>
-          <w:b w:val="0"/>
-          <w:i w:val="0"/>
-          <w:sz w:val="20"/>
-        </w:rPr>
-        <w:t>Negative Marks: 0.25</w:t>
+        <w:t xml:space="preserve">Answer: a</w:t>
       </w:r>
     </w:p>
     <w:p>
-      <w:pPr>
-        <w:spacing w:after="40" w:before="120"/>
-      </w:pPr>
       <w:r>
-        <w:rPr>
-          <w:b w:val="0"/>
-          <w:i w:val="0"/>
-          <w:sz w:val="22"/>
-        </w:rPr>
-        <w:t>Question: A client is scheduled for electroconvulsive therapy (ECT) tomorrow. Which is the priority nursing action before the procedure?</w:t>
+        <w:t xml:space="preserve">Solution: Correct patient identification and blood type/crossmatch verification prevent fatal hemolytic transfusion reactions — the most critical step before any transfusion.</w:t>
       </w:r>
     </w:p>
     <w:p>
-      <w:pPr>
-        <w:spacing w:after="0" w:before="0"/>
-      </w:pPr>
       <w:r>
-        <w:rPr>
-          <w:b w:val="0"/>
-          <w:i w:val="0"/>
-          <w:sz w:val="22"/>
-        </w:rPr>
-        <w:t>(a) Ensure the client remains NPO for 6-8 hours and has signed consent</w:t>
+        <w:t xml:space="preserve">Positive Marks: 1</w:t>
       </w:r>
     </w:p>
     <w:p>
-      <w:pPr>
-        <w:spacing w:after="0" w:before="0"/>
-      </w:pPr>
       <w:r>
-        <w:rPr>
-          <w:b w:val="0"/>
-          <w:i w:val="0"/>
-          <w:sz w:val="22"/>
-        </w:rPr>
-        <w:t>(b) Encourage a heavy breakfast to maintain strength</w:t>
+        <w:t xml:space="preserve">Negative Marks: 0.25</w:t>
       </w:r>
     </w:p>
     <w:p>
-      <w:pPr>
-        <w:spacing w:after="0" w:before="0"/>
-      </w:pPr>
       <w:r>
-        <w:rPr>
-          <w:b w:val="0"/>
-          <w:i w:val="0"/>
-          <w:sz w:val="22"/>
-        </w:rPr>
-        <w:t>(c) Remove the client's hearing aid only after treatment</w:t>
+        <w:t xml:space="preserve"/>
       </w:r>
     </w:p>
     <w:p>
-      <w:pPr>
-        <w:spacing w:after="0" w:before="0"/>
-      </w:pPr>
       <w:r>
-        <w:rPr>
-          <w:b w:val="0"/>
-          <w:i w:val="0"/>
-          <w:sz w:val="22"/>
-        </w:rPr>
-        <w:t>(d) Withhold all antihypertensive medications permanently</w:t>
+        <w:t xml:space="preserve">Question: A client with chronic kidney disease complains of bone pain. The nurse understands that this is related to:</w:t>
       </w:r>
     </w:p>
     <w:p>
-      <w:pPr>
-        <w:spacing w:after="0" w:before="40"/>
-      </w:pPr>
       <w:r>
-        <w:rPr>
-          <w:b/>
-          <w:i w:val="0"/>
-          <w:sz w:val="22"/>
-        </w:rPr>
-        <w:t>Answer: a</w:t>
+        <w:t xml:space="preserve">(a) Altered calcium and phosphorus metabolism (renal osteodystrophy)</w:t>
       </w:r>
     </w:p>
     <w:p>
-      <w:pPr>
-        <w:spacing w:after="0" w:before="0"/>
-      </w:pPr>
       <w:r>
-        <w:rPr>
-          <w:b w:val="0"/>
-          <w:i w:val="0"/>
-          <w:sz w:val="21"/>
-        </w:rPr>
-        <w:t>Solution: ECT requires NPO status (usually 6-8 hours) to prevent aspiration during anesthesia, a signed informed consent, and removal of dentures/jewelry. Consent is a legal requirement before ECT.</w:t>
+        <w:t xml:space="preserve">(b) Decreased potassium</w:t>
       </w:r>
     </w:p>
     <w:p>
-      <w:pPr>
-        <w:spacing w:after="0" w:before="0"/>
-      </w:pPr>
       <w:r>
-        <w:rPr>
-          <w:b w:val="0"/>
-          <w:i w:val="0"/>
-          <w:sz w:val="20"/>
-        </w:rPr>
-        <w:t>Positive Marks: 1</w:t>
+        <w:t xml:space="preserve">(c) Increased vitamin D</w:t>
       </w:r>
     </w:p>
     <w:p>
-      <w:pPr>
-        <w:spacing w:after="160" w:before="0"/>
-      </w:pPr>
       <w:r>
-        <w:rPr>
-          <w:b w:val="0"/>
-          <w:i w:val="0"/>
-          <w:sz w:val="20"/>
-        </w:rPr>
-        <w:t>Negative Marks: 0.25</w:t>
+        <w:t xml:space="preserve">(d) Normal bone remodeling</w:t>
       </w:r>
     </w:p>
     <w:p>
-      <w:pPr>
-        <w:spacing w:after="40" w:before="120"/>
-      </w:pPr>
       <w:r>
-        <w:rPr>
-          <w:b w:val="0"/>
-          <w:i w:val="0"/>
-          <w:sz w:val="22"/>
-        </w:rPr>
-        <w:t>Question: Which finding best indicates that a breastfed newborn is receiving adequate nutrition?</w:t>
+        <w:t xml:space="preserve">Answer: a</w:t>
       </w:r>
     </w:p>
     <w:p>
-      <w:pPr>
-        <w:spacing w:after="0" w:before="0"/>
-      </w:pPr>
       <w:r>
-        <w:rPr>
-          <w:b w:val="0"/>
-          <w:i w:val="0"/>
-          <w:sz w:val="22"/>
-        </w:rPr>
-        <w:t>(a) Six to eight wet diapers per day and steady weight gain</w:t>
+        <w:t xml:space="preserve">Solution: The failing kidney cannot activate vitamin D or excrete phosphorus, causing hypocalcemia and bone disease (renal osteodystrophy). Phosphate binders and calcitriol are used.</w:t>
       </w:r>
     </w:p>
     <w:p>
-      <w:pPr>
-        <w:spacing w:after="0" w:before="0"/>
-      </w:pPr>
       <w:r>
-        <w:rPr>
-          <w:b w:val="0"/>
-          <w:i w:val="0"/>
-          <w:sz w:val="22"/>
-        </w:rPr>
-        <w:t>(b) The baby sleeps 4 hours between feeds</w:t>
+        <w:t xml:space="preserve">Positive Marks: 1</w:t>
       </w:r>
     </w:p>
     <w:p>
-      <w:pPr>
-        <w:spacing w:after="0" w:before="0"/>
-      </w:pPr>
       <w:r>
-        <w:rPr>
-          <w:b w:val="0"/>
-          <w:i w:val="0"/>
-          <w:sz w:val="22"/>
-        </w:rPr>
-        <w:t>(c) The baby cries after every feed</w:t>
+        <w:t xml:space="preserve">Negative Marks: 0.25</w:t>
       </w:r>
     </w:p>
     <w:p>
-      <w:pPr>
-        <w:spacing w:after="0" w:before="0"/>
-      </w:pPr>
       <w:r>
-        <w:rPr>
-          <w:b w:val="0"/>
-          <w:i w:val="0"/>
-          <w:sz w:val="22"/>
-        </w:rPr>
-        <w:t>(d) The mother feels breast fullness only in the morning</w:t>
+        <w:t xml:space="preserve"/>
       </w:r>
     </w:p>
     <w:p>
-      <w:pPr>
-        <w:spacing w:after="0" w:before="40"/>
-      </w:pPr>
       <w:r>
-        <w:rPr>
-          <w:b/>
-          <w:i w:val="0"/>
-          <w:sz w:val="22"/>
-        </w:rPr>
-        <w:t>Answer: a</w:t>
+        <w:t xml:space="preserve">Question: A client is prescribed a corticosteroid for an acute asthma exacerbation. The nurse should teach the client that corticosteroids:</w:t>
       </w:r>
     </w:p>
     <w:p>
-      <w:pPr>
-        <w:spacing w:after="0" w:before="0"/>
-      </w:pPr>
       <w:r>
-        <w:rPr>
-          <w:b w:val="0"/>
-          <w:i w:val="0"/>
-          <w:sz w:val="21"/>
-        </w:rPr>
-        <w:t>Solution: Adequate intake in a breastfed infant is shown by 6-8 wet diapers daily, several stools, and weight gain. Long sleep, frequent crying, and isolated breast fullness are not reliable indicators of adequate intake.</w:t>
+        <w:t xml:space="preserve">(a) Reduce airway inflammation</w:t>
       </w:r>
     </w:p>
     <w:p>
-      <w:pPr>
-        <w:spacing w:after="0" w:before="0"/>
-      </w:pPr>
       <w:r>
-        <w:rPr>
-          <w:b w:val="0"/>
-          <w:i w:val="0"/>
-          <w:sz w:val="20"/>
-        </w:rPr>
-        <w:t>Positive Marks: 1</w:t>
+        <w:t xml:space="preserve">(b) Relieve bronchospasm immediately</w:t>
       </w:r>
     </w:p>
     <w:p>
-      <w:pPr>
-        <w:spacing w:after="160" w:before="0"/>
-      </w:pPr>
       <w:r>
-        <w:rPr>
-          <w:b w:val="0"/>
-          <w:i w:val="0"/>
-          <w:sz w:val="20"/>
-        </w:rPr>
-        <w:t>Negative Marks: 0.25</w:t>
+        <w:t xml:space="preserve">(c) Are used alone for rescue</w:t>
       </w:r>
     </w:p>
     <w:p>
-      <w:pPr>
-        <w:spacing w:after="40" w:before="120"/>
-      </w:pPr>
       <w:r>
-        <w:rPr>
-          <w:b w:val="0"/>
-          <w:i w:val="0"/>
-          <w:sz w:val="22"/>
-        </w:rPr>
-        <w:t>Question: During a suspected outbreak of food poisoning in a village, which is the FIRST step of the outbreak investigation?</w:t>
+        <w:t xml:space="preserve">(d) Have no side effects</w:t>
       </w:r>
     </w:p>
     <w:p>
-      <w:pPr>
-        <w:spacing w:after="0" w:before="0"/>
-      </w:pPr>
       <w:r>
-        <w:rPr>
-          <w:b w:val="0"/>
-          <w:i w:val="0"/>
-          <w:sz w:val="22"/>
-        </w:rPr>
-        <w:t>(a) Confirm the diagnosis and verify that the outbreak is real</w:t>
+        <w:t xml:space="preserve">Answer: a</w:t>
       </w:r>
     </w:p>
     <w:p>
-      <w:pPr>
-        <w:spacing w:after="0" w:before="0"/>
-      </w:pPr>
       <w:r>
-        <w:rPr>
-          <w:b w:val="0"/>
-          <w:i w:val="0"/>
-          <w:sz w:val="22"/>
-        </w:rPr>
-        <w:t>(b) Distribute antibiotics to all villagers</w:t>
+        <w:t xml:space="preserve">Solution: Corticosteroids reduce airway inflammation and are key in asthma control; they do not provide immediate bronchodilation (that is the role of beta-agonists).</w:t>
       </w:r>
     </w:p>
     <w:p>
-      <w:pPr>
-        <w:spacing w:after="0" w:before="0"/>
-      </w:pPr>
       <w:r>
-        <w:rPr>
-          <w:b w:val="0"/>
-          <w:i w:val="0"/>
-          <w:sz w:val="22"/>
-        </w:rPr>
-        <w:t>(c) Close the local market immediately</w:t>
+        <w:t xml:space="preserve">Positive Marks: 1</w:t>
       </w:r>
     </w:p>
     <w:p>
-      <w:pPr>
-        <w:spacing w:after="0" w:before="0"/>
-      </w:pPr>
       <w:r>
-        <w:rPr>
-          <w:b w:val="0"/>
-          <w:i w:val="0"/>
-          <w:sz w:val="22"/>
-        </w:rPr>
-        <w:t>(d) Interview all recovered patients</w:t>
+        <w:t xml:space="preserve">Negative Marks: 0.25</w:t>
       </w:r>
     </w:p>
     <w:p>
-      <w:pPr>
-        <w:spacing w:after="0" w:before="40"/>
-      </w:pPr>
       <w:r>
-        <w:rPr>
-          <w:b/>
-          <w:i w:val="0"/>
-          <w:sz w:val="22"/>
-        </w:rPr>
-        <w:t>Answer: a</w:t>
+        <w:t xml:space="preserve"/>
       </w:r>
     </w:p>
     <w:p>
-      <w:pPr>
-        <w:spacing w:after="0" w:before="0"/>
-      </w:pPr>
       <w:r>
-        <w:rPr>
-          <w:b w:val="0"/>
-          <w:i w:val="0"/>
-          <w:sz w:val="21"/>
-        </w:rPr>
-        <w:t>Solution: The first step in outbreak investigation is to confirm the diagnosis and verify the existence of the outbreak, after which a case definition is established and descriptive epidemiology follows. Control measures come after verification.</w:t>
+        <w:t xml:space="preserve">Question: A nurse is assessing a client with a diagnosis of bacterial pneumonia. Which finding is most characteristic?</w:t>
       </w:r>
     </w:p>
     <w:p>
-      <w:pPr>
-        <w:spacing w:after="0" w:before="0"/>
-      </w:pPr>
       <w:r>
-        <w:rPr>
-          <w:b w:val="0"/>
-          <w:i w:val="0"/>
-          <w:sz w:val="20"/>
-        </w:rPr>
-        <w:t>Positive Marks: 1</w:t>
+        <w:t xml:space="preserve">(a) Fever, productive cough, and crackles</w:t>
       </w:r>
     </w:p>
     <w:p>
-      <w:pPr>
-        <w:spacing w:after="160" w:before="0"/>
-      </w:pPr>
       <w:r>
-        <w:rPr>
-          <w:b w:val="0"/>
-          <w:i w:val="0"/>
-          <w:sz w:val="20"/>
-        </w:rPr>
-        <w:t>Negative Marks: 0.25</w:t>
+        <w:t xml:space="preserve">(b) Clear breath sounds</w:t>
       </w:r>
     </w:p>
     <w:p>
-      <w:pPr>
-        <w:spacing w:after="40" w:before="120"/>
-      </w:pPr>
       <w:r>
-        <w:rPr>
-          <w:b w:val="0"/>
-          <w:i w:val="0"/>
-          <w:sz w:val="22"/>
-        </w:rPr>
-        <w:t>Question: Which part of the brain is primarily responsible for coordination, balance, and fine motor control?</w:t>
+        <w:t xml:space="preserve">(c) Bradycardia</w:t>
       </w:r>
     </w:p>
     <w:p>
-      <w:pPr>
-        <w:spacing w:after="0" w:before="0"/>
-      </w:pPr>
       <w:r>
-        <w:rPr>
-          <w:b w:val="0"/>
-          <w:i w:val="0"/>
-          <w:sz w:val="22"/>
-        </w:rPr>
-        <w:t>(a) Cerebellum</w:t>
+        <w:t xml:space="preserve">(d) Absence of sputum</w:t>
       </w:r>
     </w:p>
     <w:p>
-      <w:pPr>
-        <w:spacing w:after="0" w:before="0"/>
-      </w:pPr>
       <w:r>
-        <w:rPr>
-          <w:b w:val="0"/>
-          <w:i w:val="0"/>
-          <w:sz w:val="22"/>
-        </w:rPr>
-        <w:t>(b) Cerebrum</w:t>
+        <w:t xml:space="preserve">Answer: a</w:t>
       </w:r>
     </w:p>
     <w:p>
-      <w:pPr>
-        <w:spacing w:after="0" w:before="0"/>
-      </w:pPr>
       <w:r>
-        <w:rPr>
-          <w:b w:val="0"/>
-          <w:i w:val="0"/>
-          <w:sz w:val="22"/>
-        </w:rPr>
-        <w:t>(c) Medulla oblongata</w:t>
+        <w:t xml:space="preserve">Solution: Bacterial pneumonia causes fever, productive cough with purulent sputum, crackles, and dyspnea. Antibiotics and supportive care are the treatment.</w:t>
       </w:r>
     </w:p>
     <w:p>
-      <w:pPr>
-        <w:spacing w:after="0" w:before="0"/>
-      </w:pPr>
       <w:r>
-        <w:rPr>
-          <w:b w:val="0"/>
-          <w:i w:val="0"/>
-          <w:sz w:val="22"/>
-        </w:rPr>
-        <w:t>(d) Hypothalamus</w:t>
+        <w:t xml:space="preserve">Positive Marks: 1</w:t>
       </w:r>
     </w:p>
     <w:p>
-      <w:pPr>
-        <w:spacing w:after="0" w:before="40"/>
-      </w:pPr>
       <w:r>
-        <w:rPr>
-          <w:b/>
-          <w:i w:val="0"/>
-          <w:sz w:val="22"/>
-        </w:rPr>
-        <w:t>Answer: a</w:t>
+        <w:t xml:space="preserve">Negative Marks: 0.25</w:t>
       </w:r>
     </w:p>
     <w:p>
-      <w:pPr>
-        <w:spacing w:after="0" w:before="0"/>
-      </w:pPr>
       <w:r>
-        <w:rPr>
-          <w:b w:val="0"/>
-          <w:i w:val="0"/>
-          <w:sz w:val="21"/>
-        </w:rPr>
-        <w:t>Solution: The cerebellum coordinates voluntary movement, balance, and posture. The cerebrum handles thought and sensation, the medulla controls vital reflexes, and the hypothalamus regulates homeostasis.</w:t>
+        <w:t xml:space="preserve"/>
       </w:r>
     </w:p>
     <w:p>
-      <w:pPr>
-        <w:spacing w:after="0" w:before="0"/>
-      </w:pPr>
       <w:r>
-        <w:rPr>
-          <w:b w:val="0"/>
-          <w:i w:val="0"/>
-          <w:sz w:val="20"/>
-        </w:rPr>
-        <w:t>Positive Marks: 1</w:t>
+        <w:t xml:space="preserve">Question: A client with a diagnosis of acute cholecystitis complains of pain after eating a fatty meal. The nurse explains that this occurs because:</w:t>
       </w:r>
     </w:p>
     <w:p>
-      <w:pPr>
-        <w:spacing w:after="160" w:before="0"/>
-      </w:pPr>
       <w:r>
-        <w:rPr>
-          <w:b w:val="0"/>
-          <w:i w:val="0"/>
-          <w:sz w:val="20"/>
-        </w:rPr>
-        <w:t>Negative Marks: 0.25</w:t>
+        <w:t xml:space="preserve">(a) Fat stimulates the gallbladder to contract, aggravating inflammation</w:t>
       </w:r>
     </w:p>
     <w:p>
-      <w:pPr>
-        <w:spacing w:after="40" w:before="120"/>
-      </w:pPr>
       <w:r>
-        <w:rPr>
-          <w:b w:val="0"/>
-          <w:i w:val="0"/>
-          <w:sz w:val="22"/>
-        </w:rPr>
-        <w:t>Question: Which chamber of the heart pumps oxygenated blood to the systemic circulation?</w:t>
+        <w:t xml:space="preserve">(b) Fat relaxes the gallbladder</w:t>
       </w:r>
     </w:p>
     <w:p>
-      <w:pPr>
-        <w:spacing w:after="0" w:before="0"/>
-      </w:pPr>
       <w:r>
-        <w:rPr>
-          <w:b w:val="0"/>
-          <w:i w:val="0"/>
-          <w:sz w:val="22"/>
-        </w:rPr>
-        <w:t>(a) Right atrium</w:t>
+        <w:t xml:space="preserve">(c) The meal dilutes the bile</w:t>
       </w:r>
     </w:p>
     <w:p>
-      <w:pPr>
-        <w:spacing w:after="0" w:before="0"/>
-      </w:pPr>
       <w:r>
-        <w:rPr>
-          <w:b w:val="0"/>
-          <w:i w:val="0"/>
-          <w:sz w:val="22"/>
-        </w:rPr>
-        <w:t>(b) Right ventricle</w:t>
+        <w:t xml:space="preserve">(d) Fat has no effect on the gallbladder</w:t>
       </w:r>
     </w:p>
     <w:p>
-      <w:pPr>
-        <w:spacing w:after="0" w:before="0"/>
-      </w:pPr>
       <w:r>
-        <w:rPr>
-          <w:b w:val="0"/>
-          <w:i w:val="0"/>
-          <w:sz w:val="22"/>
-        </w:rPr>
-        <w:t>(c) Left atrium</w:t>
+        <w:t xml:space="preserve">Answer: a</w:t>
       </w:r>
     </w:p>
     <w:p>
-      <w:pPr>
-        <w:spacing w:after="0" w:before="0"/>
-      </w:pPr>
       <w:r>
-        <w:rPr>
-          <w:b w:val="0"/>
-          <w:i w:val="0"/>
-          <w:sz w:val="22"/>
-        </w:rPr>
-        <w:t>(d) Left ventricle</w:t>
+        <w:t xml:space="preserve">Solution: Fatty meals trigger cholecystokinin release, causing gallbladder contraction that aggravates pain in cholecystitis. A low-fat diet is recommended.</w:t>
       </w:r>
     </w:p>
     <w:p>
-      <w:pPr>
-        <w:spacing w:after="0" w:before="40"/>
-      </w:pPr>
       <w:r>
-        <w:rPr>
-          <w:b/>
-          <w:i w:val="0"/>
-          <w:sz w:val="22"/>
-        </w:rPr>
-        <w:t>Answer: d</w:t>
+        <w:t xml:space="preserve">Positive Marks: 1</w:t>
       </w:r>
     </w:p>
     <w:p>
-      <w:pPr>
-        <w:spacing w:after="0" w:before="0"/>
-      </w:pPr>
       <w:r>
-        <w:rPr>
-          <w:b w:val="0"/>
-          <w:i w:val="0"/>
-          <w:sz w:val="21"/>
-        </w:rPr>
-        <w:t>Solution: The left ventricle pumps oxygenated blood through the aorta to the body. The right ventricle pumps deoxygenated blood to the lungs; the atria receive blood.</w:t>
+        <w:t xml:space="preserve">Negative Marks: 0.25</w:t>
       </w:r>
     </w:p>
     <w:p>
-      <w:pPr>
-        <w:spacing w:after="0" w:before="0"/>
-      </w:pPr>
       <w:r>
-        <w:rPr>
-          <w:b w:val="0"/>
-          <w:i w:val="0"/>
-          <w:sz w:val="20"/>
-        </w:rPr>
-        <w:t>Positive Marks: 1</w:t>
+        <w:t xml:space="preserve"/>
       </w:r>
     </w:p>
     <w:p>
-      <w:pPr>
-        <w:spacing w:after="160" w:before="0"/>
-      </w:pPr>
       <w:r>
-        <w:rPr>
-          <w:b w:val="0"/>
-          <w:i w:val="0"/>
-          <w:sz w:val="20"/>
-        </w:rPr>
-        <w:t>Negative Marks: 0.25</w:t>
+        <w:t xml:space="preserve">Question: A client is prescribed an antihypertensive that is a calcium channel blocker. Which side effect should the nurse teach the client to expect?</w:t>
+      </w:r>
+    </w:p>
+    <w:p>
+      <w:r>
+        <w:t xml:space="preserve">(a) Ankle edema and flushing</w:t>
+      </w:r>
+    </w:p>
+    <w:p>
+      <w:r>
+        <w:t xml:space="preserve">(b) Dry cough</w:t>
+      </w:r>
+    </w:p>
+    <w:p>
+      <w:r>
+        <w:t xml:space="preserve">(c) Bradycardia only</w:t>
+      </w:r>
+    </w:p>
+    <w:p>
+      <w:r>
+        <w:t xml:space="preserve">(d) Constipation is not a concern</w:t>
+      </w:r>
+    </w:p>
+    <w:p>
+      <w:r>
+        <w:t xml:space="preserve">Answer: a</w:t>
+      </w:r>
+    </w:p>
+    <w:p>
+      <w:r>
+        <w:t xml:space="preserve">Solution: Calcium channel blockers cause peripheral vasodilation, leading to ankle edema, flushing, and headache. Dry cough is typical of ACE inhibitors.</w:t>
+      </w:r>
+    </w:p>
+    <w:p>
+      <w:r>
+        <w:t xml:space="preserve">Positive Marks: 1</w:t>
+      </w:r>
+    </w:p>
+    <w:p>
+      <w:r>
+        <w:t xml:space="preserve">Negative Marks: 0.25</w:t>
+      </w:r>
+    </w:p>
+    <w:p>
+      <w:r>
+        <w:t xml:space="preserve"/>
+      </w:r>
+    </w:p>
+    <w:p>
+      <w:r>
+        <w:t xml:space="preserve">Question: A client with a diagnosis of acute gastroenteritis has severe diarrhea. Which nursing intervention is most important?</w:t>
+      </w:r>
+    </w:p>
+    <w:p>
+      <w:r>
+        <w:t xml:space="preserve">(a) Replace fluids and electrolytes as ordered</w:t>
+      </w:r>
+    </w:p>
+    <w:p>
+      <w:r>
+        <w:t xml:space="preserve">(b) Restrict all fluids</w:t>
+      </w:r>
+    </w:p>
+    <w:p>
+      <w:r>
+        <w:t xml:space="preserve">(c) Give antidiarrheals first</w:t>
+      </w:r>
+    </w:p>
+    <w:p>
+      <w:r>
+        <w:t xml:space="preserve">(d) Start a high-fiber diet</w:t>
+      </w:r>
+    </w:p>
+    <w:p>
+      <w:r>
+        <w:t xml:space="preserve">Answer: a</w:t>
+      </w:r>
+    </w:p>
+    <w:p>
+      <w:r>
+        <w:t xml:space="preserve">Solution: Fluid and electrolyte replacement is the priority in gastroenteritis to prevent dehydration and electrolyte imbalance. Antidiarrheals are used cautiously and only as ordered.</w:t>
+      </w:r>
+    </w:p>
+    <w:p>
+      <w:r>
+        <w:t xml:space="preserve">Positive Marks: 1</w:t>
+      </w:r>
+    </w:p>
+    <w:p>
+      <w:r>
+        <w:t xml:space="preserve">Negative Marks: 0.25</w:t>
       </w:r>
     </w:p>
     <w:sectPr>
       <w:pgSz w:w="12240" w:h="15840"/>
-      <w:pgMar w:top="864" w:right="1008" w:bottom="864" w:left="1008" w:header="720" w:footer="720" w:gutter="0"/>
+      <w:pgMar w:top="1440" w:right="1800" w:bottom="1440" w:left="1800" w:header="720" w:footer="720" w:gutter="0"/>
       <w:cols w:space="720"/>
       <w:docGrid w:linePitch="360"/>
     </w:sectPr>
@@ -2715,10 +1365,6 @@
     <w:name w:val="Normal"/>
     <w:qFormat/>
     <w:rsid w:val="00FC693F"/>
-    <w:rPr>
-      <w:rFonts w:ascii="Calibri" w:hAnsi="Calibri"/>
-      <w:sz w:val="22"/>
-    </w:rPr>
   </w:style>
   <w:style w:type="paragraph" w:styleId="Header">
     <w:name w:val="header"/>
